--- a/DOCX/KINDLE/VOLUME41.docx
+++ b/DOCX/KINDLE/VOLUME41.docx
@@ -4576,7 +4576,7 @@
         <w:pStyle w:val="BodyText"/>
       </w:pPr>
       <w:r>
-        <w:t xml:space="preserve">She was of a very peaceable spirit and had a gret aversion to any quarrelling.</w:t>
+        <w:t xml:space="preserve">She was of a very peaceable spirit and had a great aversion to any quarrelling.</w:t>
       </w:r>
     </w:p>
     <w:p>
